--- a/egypt-final/2_Results_Table.docx
+++ b/egypt-final/2_Results_Table.docx
@@ -12,7 +12,7 @@
     </w:p>
     <w:p>
       <w:r>
-        <w:t>Results come from the original CPAT runs. Only the CBAM goods (steel, cement, fertiliser, aluminium) are replaced by the separate model, with each effect counted once. The live calculation is in Egypt_Model.xlsx (sheet CarveOut_Table2).</w:t>
+        <w:t>Results come from the original CPAT runs. Only the CBAM goods (steel, cement, fertiliser, aluminium) are replaced by the separate model, with each effect counted once. The live calculation is in Egypt_Model.xlsx (sheets CarveOut_Table2 and Table2_Final).</w:t>
       </w:r>
     </w:p>
     <w:p>
@@ -405,12 +405,8 @@
               <w:spacing w:after="0"/>
               <w:jc w:val="center"/>
             </w:pPr>
-            <w:r/>
             <w:r>
-              <w:rPr>
-                <w:sz w:val="18"/>
-              </w:rPr>
-              <w:t>0.6</w:t>
+              <w:t>0.3</w:t>
             </w:r>
           </w:p>
         </w:tc>
@@ -532,12 +528,8 @@
               <w:spacing w:after="0"/>
               <w:jc w:val="center"/>
             </w:pPr>
-            <w:r/>
             <w:r>
-              <w:rPr>
-                <w:sz w:val="18"/>
-              </w:rPr>
-              <w:t>−19.1</w:t>
+              <w:t>−12.0</w:t>
             </w:r>
           </w:p>
         </w:tc>
@@ -659,12 +651,8 @@
               <w:spacing w:after="0"/>
               <w:jc w:val="center"/>
             </w:pPr>
-            <w:r/>
             <w:r>
-              <w:rPr>
-                <w:sz w:val="18"/>
-              </w:rPr>
-              <w:t>−3.2</w:t>
+              <w:t>−2.0</w:t>
             </w:r>
           </w:p>
         </w:tc>
@@ -1294,12 +1282,8 @@
               <w:spacing w:after="0"/>
               <w:jc w:val="center"/>
             </w:pPr>
-            <w:r/>
             <w:r>
-              <w:rPr>
-                <w:sz w:val="18"/>
-              </w:rPr>
-              <w:t>491</w:t>
+              <w:t>330</w:t>
             </w:r>
           </w:p>
         </w:tc>
@@ -1718,12 +1702,8 @@
               <w:spacing w:after="0"/>
               <w:jc w:val="center"/>
             </w:pPr>
-            <w:r/>
             <w:r>
-              <w:rPr>
-                <w:sz w:val="18"/>
-              </w:rPr>
-              <w:t>−19.1</w:t>
+              <w:t>−12.0</w:t>
             </w:r>
           </w:p>
         </w:tc>
@@ -1972,12 +1952,8 @@
               <w:spacing w:after="0"/>
               <w:jc w:val="center"/>
             </w:pPr>
-            <w:r/>
             <w:r>
-              <w:rPr>
-                <w:sz w:val="18"/>
-              </w:rPr>
-              <w:t>0.6</w:t>
+              <w:t>0.3</w:t>
             </w:r>
           </w:p>
         </w:tc>
@@ -2226,12 +2202,8 @@
               <w:spacing w:after="0"/>
               <w:jc w:val="center"/>
             </w:pPr>
-            <w:r/>
             <w:r>
-              <w:rPr>
-                <w:sz w:val="18"/>
-              </w:rPr>
-              <w:t>491</w:t>
+              <w:t>330</w:t>
             </w:r>
           </w:p>
         </w:tc>
@@ -3068,6 +3040,105 @@
             <w:pPr>
               <w:spacing w:after="0"/>
             </w:pPr>
+            <w:r>
+              <w:t>Add back: 3B free allowances for the rest of covered industry</w:t>
+            </w:r>
+          </w:p>
+        </w:tc>
+        <w:tc>
+          <w:tcPr>
+            <w:tcW w:type="dxa" w:w="1020"/>
+          </w:tcPr>
+          <w:p>
+            <w:pPr>
+              <w:spacing w:after="0"/>
+              <w:jc w:val="center"/>
+            </w:pPr>
+            <w:r>
+              <w:t>0.0</w:t>
+            </w:r>
+          </w:p>
+        </w:tc>
+        <w:tc>
+          <w:tcPr>
+            <w:tcW w:type="dxa" w:w="1020"/>
+          </w:tcPr>
+          <w:p>
+            <w:pPr>
+              <w:spacing w:after="0"/>
+              <w:jc w:val="center"/>
+            </w:pPr>
+            <w:r>
+              <w:t>0.0</w:t>
+            </w:r>
+          </w:p>
+        </w:tc>
+        <w:tc>
+          <w:tcPr>
+            <w:tcW w:type="dxa" w:w="1020"/>
+          </w:tcPr>
+          <w:p>
+            <w:pPr>
+              <w:spacing w:after="0"/>
+              <w:jc w:val="center"/>
+            </w:pPr>
+            <w:r>
+              <w:t>0.0</w:t>
+            </w:r>
+          </w:p>
+        </w:tc>
+        <w:tc>
+          <w:tcPr>
+            <w:tcW w:type="dxa" w:w="1020"/>
+          </w:tcPr>
+          <w:p>
+            <w:pPr>
+              <w:spacing w:after="0"/>
+              <w:jc w:val="center"/>
+            </w:pPr>
+            <w:r>
+              <w:t>0.0</w:t>
+            </w:r>
+          </w:p>
+        </w:tc>
+        <w:tc>
+          <w:tcPr>
+            <w:tcW w:type="dxa" w:w="1020"/>
+          </w:tcPr>
+          <w:p>
+            <w:pPr>
+              <w:spacing w:after="0"/>
+              <w:jc w:val="center"/>
+            </w:pPr>
+            <w:r>
+              <w:t>+7.2</w:t>
+            </w:r>
+          </w:p>
+        </w:tc>
+        <w:tc>
+          <w:tcPr>
+            <w:tcW w:type="dxa" w:w="1020"/>
+          </w:tcPr>
+          <w:p>
+            <w:pPr>
+              <w:spacing w:after="0"/>
+              <w:jc w:val="center"/>
+            </w:pPr>
+            <w:r>
+              <w:t>0.0</w:t>
+            </w:r>
+          </w:p>
+        </w:tc>
+      </w:tr>
+      <w:tr>
+        <w:tc>
+          <w:tcPr>
+            <w:tcW w:type="dxa" w:w="3628"/>
+          </w:tcPr>
+          <w:p>
+            <w:pPr>
+              <w:spacing w:after="0"/>
+            </w:pPr>
             <w:r/>
             <w:r>
               <w:rPr>
@@ -3158,12 +3229,8 @@
               <w:spacing w:after="0"/>
               <w:jc w:val="center"/>
             </w:pPr>
-            <w:r/>
             <w:r>
-              <w:rPr>
-                <w:sz w:val="18"/>
-              </w:rPr>
-              <w:t>−19.1</w:t>
+              <w:t>−12.0</w:t>
             </w:r>
           </w:p>
         </w:tc>
@@ -3229,7 +3296,7 @@
         <w:spacing w:after="20"/>
       </w:pPr>
       <w:r>
-        <w:t>Revenue is CPAT’s carbon tax receipts, adjusted for the CBAM goods, less the 3B rebate and the 3C fund.</w:t>
+        <w:t>Revenue is CPAT’s carbon tax receipts, adjusted for the CBAM goods, less the 3B rebate and the 3C fund. In 3B the rebate covers all covered industry, not only the CBAM goods.</w:t>
       </w:r>
     </w:p>
     <w:p>
@@ -3247,6 +3314,15 @@
         <w:spacing w:after="20"/>
       </w:pPr>
       <w:r>
+        <w:t>3B free allowances for all covered industry: in the rest of covered industry the lower-output part (two thirds) of CPAT’s response is removed, which reduces the cut by 7.2 Mt, and the value of the allowances (USD 0.33bn) comes off revenue. Rows may not add exactly because of rounding.</w:t>
+      </w:r>
+    </w:p>
+    <w:p>
+      <w:pPr>
+        <w:pStyle w:val="ListBullet"/>
+        <w:spacing w:after="20"/>
+      </w:pPr>
+      <w:r>
         <w:t>The CBAM bill takes no credit for Egypt’s own carbon price, so it does not depend on the EU price.</w:t>
       </w:r>
     </w:p>
@@ -3256,7 +3332,7 @@
         <w:spacing w:after="20"/>
       </w:pPr>
       <w:r>
-        <w:t>The CBAM-bill row (Egypt_CBAM_Obligations.xlsx) is a working estimate awaiting confirmation.</w:t>
+        <w:t>The CBAM-bill row (calculated in Egypt_Model.xlsx, sheet Table2_Final) is a working estimate awaiting confirmation.</w:t>
       </w:r>
     </w:p>
     <w:sectPr>

--- a/egypt-final/2_Results_Table.docx
+++ b/egypt-final/2_Results_Table.docx
@@ -206,11 +206,7 @@
               <w:spacing w:after="0"/>
               <w:jc w:val="center"/>
             </w:pPr>
-            <w:r/>
             <w:r>
-              <w:rPr>
-                <w:sz w:val="18"/>
-              </w:rPr>
               <w:t>63</w:t>
             </w:r>
           </w:p>
@@ -224,11 +220,7 @@
               <w:spacing w:after="0"/>
               <w:jc w:val="center"/>
             </w:pPr>
-            <w:r/>
             <w:r>
-              <w:rPr>
-                <w:sz w:val="18"/>
-              </w:rPr>
               <w:t>57</w:t>
             </w:r>
           </w:p>
@@ -242,11 +234,7 @@
               <w:spacing w:after="0"/>
               <w:jc w:val="center"/>
             </w:pPr>
-            <w:r/>
             <w:r>
-              <w:rPr>
-                <w:sz w:val="18"/>
-              </w:rPr>
               <w:t>57</w:t>
             </w:r>
           </w:p>
@@ -260,11 +248,7 @@
               <w:spacing w:after="0"/>
               <w:jc w:val="center"/>
             </w:pPr>
-            <w:r/>
             <w:r>
-              <w:rPr>
-                <w:sz w:val="18"/>
-              </w:rPr>
               <w:t>14</w:t>
             </w:r>
           </w:p>
@@ -278,11 +262,7 @@
               <w:spacing w:after="0"/>
               <w:jc w:val="center"/>
             </w:pPr>
-            <w:r/>
             <w:r>
-              <w:rPr>
-                <w:sz w:val="18"/>
-              </w:rPr>
               <w:t>14</w:t>
             </w:r>
           </w:p>
@@ -296,11 +276,7 @@
               <w:spacing w:after="0"/>
               <w:jc w:val="center"/>
             </w:pPr>
-            <w:r/>
             <w:r>
-              <w:rPr>
-                <w:sz w:val="18"/>
-              </w:rPr>
               <w:t>14</w:t>
             </w:r>
           </w:p>
@@ -333,11 +309,7 @@
               <w:spacing w:after="0"/>
               <w:jc w:val="center"/>
             </w:pPr>
-            <w:r/>
             <w:r>
-              <w:rPr>
-                <w:sz w:val="18"/>
-              </w:rPr>
               <w:t>6.9</w:t>
             </w:r>
           </w:p>
@@ -351,11 +323,7 @@
               <w:spacing w:after="0"/>
               <w:jc w:val="center"/>
             </w:pPr>
-            <w:r/>
             <w:r>
-              <w:rPr>
-                <w:sz w:val="18"/>
-              </w:rPr>
               <w:t>6.3</w:t>
             </w:r>
           </w:p>
@@ -369,11 +337,7 @@
               <w:spacing w:after="0"/>
               <w:jc w:val="center"/>
             </w:pPr>
-            <w:r/>
             <w:r>
-              <w:rPr>
-                <w:sz w:val="18"/>
-              </w:rPr>
               <w:t>6.2</w:t>
             </w:r>
           </w:p>
@@ -387,12 +351,8 @@
               <w:spacing w:after="0"/>
               <w:jc w:val="center"/>
             </w:pPr>
-            <w:r/>
             <w:r>
-              <w:rPr>
-                <w:sz w:val="18"/>
-              </w:rPr>
-              <w:t>1.5</w:t>
+              <w:t>1.6</w:t>
             </w:r>
           </w:p>
         </w:tc>
@@ -419,11 +379,7 @@
               <w:spacing w:after="0"/>
               <w:jc w:val="center"/>
             </w:pPr>
-            <w:r/>
             <w:r>
-              <w:rPr>
-                <w:sz w:val="18"/>
-              </w:rPr>
               <w:t>0.4</w:t>
             </w:r>
           </w:p>
@@ -456,12 +412,8 @@
               <w:spacing w:after="0"/>
               <w:jc w:val="center"/>
             </w:pPr>
-            <w:r/>
             <w:r>
-              <w:rPr>
-                <w:sz w:val="18"/>
-              </w:rPr>
-              <w:t>−37.4</w:t>
+              <w:t>−34.7</w:t>
             </w:r>
           </w:p>
         </w:tc>
@@ -474,12 +426,8 @@
               <w:spacing w:after="0"/>
               <w:jc w:val="center"/>
             </w:pPr>
-            <w:r/>
             <w:r>
-              <w:rPr>
-                <w:sz w:val="18"/>
-              </w:rPr>
-              <w:t>−33.1</w:t>
+              <w:t>−31.9</w:t>
             </w:r>
           </w:p>
         </w:tc>
@@ -492,12 +440,8 @@
               <w:spacing w:after="0"/>
               <w:jc w:val="center"/>
             </w:pPr>
-            <w:r/>
             <w:r>
-              <w:rPr>
-                <w:sz w:val="18"/>
-              </w:rPr>
-              <w:t>−34.8</w:t>
+              <w:t>−33.7</w:t>
             </w:r>
           </w:p>
         </w:tc>
@@ -510,12 +454,8 @@
               <w:spacing w:after="0"/>
               <w:jc w:val="center"/>
             </w:pPr>
-            <w:r/>
             <w:r>
-              <w:rPr>
-                <w:sz w:val="18"/>
-              </w:rPr>
-              <w:t>−22.8</w:t>
+              <w:t>−20.0</w:t>
             </w:r>
           </w:p>
         </w:tc>
@@ -542,12 +482,8 @@
               <w:spacing w:after="0"/>
               <w:jc w:val="center"/>
             </w:pPr>
-            <w:r/>
             <w:r>
-              <w:rPr>
-                <w:sz w:val="18"/>
-              </w:rPr>
-              <w:t>−33.0</w:t>
+              <w:t>−30.8</w:t>
             </w:r>
           </w:p>
         </w:tc>
@@ -579,12 +515,8 @@
               <w:spacing w:after="0"/>
               <w:jc w:val="center"/>
             </w:pPr>
-            <w:r/>
             <w:r>
-              <w:rPr>
-                <w:sz w:val="18"/>
-              </w:rPr>
-              <w:t>−6.3</w:t>
+              <w:t>−5.8</w:t>
             </w:r>
           </w:p>
         </w:tc>
@@ -597,12 +529,8 @@
               <w:spacing w:after="0"/>
               <w:jc w:val="center"/>
             </w:pPr>
-            <w:r/>
             <w:r>
-              <w:rPr>
-                <w:sz w:val="18"/>
-              </w:rPr>
-              <w:t>−5.6</w:t>
+              <w:t>−5.4</w:t>
             </w:r>
           </w:p>
         </w:tc>
@@ -615,12 +543,8 @@
               <w:spacing w:after="0"/>
               <w:jc w:val="center"/>
             </w:pPr>
-            <w:r/>
             <w:r>
-              <w:rPr>
-                <w:sz w:val="18"/>
-              </w:rPr>
-              <w:t>−5.9</w:t>
+              <w:t>−5.7</w:t>
             </w:r>
           </w:p>
         </w:tc>
@@ -633,12 +557,8 @@
               <w:spacing w:after="0"/>
               <w:jc w:val="center"/>
             </w:pPr>
-            <w:r/>
             <w:r>
-              <w:rPr>
-                <w:sz w:val="18"/>
-              </w:rPr>
-              <w:t>−3.8</w:t>
+              <w:t>−3.4</w:t>
             </w:r>
           </w:p>
         </w:tc>
@@ -665,12 +585,8 @@
               <w:spacing w:after="0"/>
               <w:jc w:val="center"/>
             </w:pPr>
-            <w:r/>
             <w:r>
-              <w:rPr>
-                <w:sz w:val="18"/>
-              </w:rPr>
-              <w:t>−5.6</w:t>
+              <w:t>−5.2</w:t>
             </w:r>
           </w:p>
         </w:tc>
@@ -829,11 +745,63 @@
               <w:spacing w:after="0"/>
               <w:jc w:val="center"/>
             </w:pPr>
-            <w:r/>
             <w:r>
-              <w:rPr>
-                <w:sz w:val="18"/>
-              </w:rPr>
+              <w:t>−5.7</w:t>
+            </w:r>
+          </w:p>
+        </w:tc>
+        <w:tc>
+          <w:tcPr>
+            <w:tcW w:type="dxa" w:w="1020"/>
+          </w:tcPr>
+          <w:p>
+            <w:pPr>
+              <w:spacing w:after="0"/>
+              <w:jc w:val="center"/>
+            </w:pPr>
+            <w:r>
+              <w:t>−2.1</w:t>
+            </w:r>
+          </w:p>
+        </w:tc>
+        <w:tc>
+          <w:tcPr>
+            <w:tcW w:type="dxa" w:w="1020"/>
+          </w:tcPr>
+          <w:p>
+            <w:pPr>
+              <w:spacing w:after="0"/>
+              <w:jc w:val="center"/>
+            </w:pPr>
+            <w:r>
+              <w:t>−2.2</w:t>
+            </w:r>
+          </w:p>
+        </w:tc>
+        <w:tc>
+          <w:tcPr>
+            <w:tcW w:type="dxa" w:w="1020"/>
+          </w:tcPr>
+          <w:p>
+            <w:pPr>
+              <w:spacing w:after="0"/>
+              <w:jc w:val="center"/>
+            </w:pPr>
+            <w:r>
+              <w:t>−5.7</w:t>
+            </w:r>
+          </w:p>
+        </w:tc>
+        <w:tc>
+          <w:tcPr>
+            <w:tcW w:type="dxa" w:w="1020"/>
+          </w:tcPr>
+          <w:p>
+            <w:pPr>
+              <w:spacing w:after="0"/>
+              <w:jc w:val="center"/>
+            </w:pPr>
+            <w:r>
               <w:t>−5.8</w:t>
             </w:r>
           </w:p>
@@ -847,84 +815,8 @@
               <w:spacing w:after="0"/>
               <w:jc w:val="center"/>
             </w:pPr>
-            <w:r/>
             <w:r>
-              <w:rPr>
-                <w:sz w:val="18"/>
-              </w:rPr>
-              <w:t>−2.1</w:t>
-            </w:r>
-          </w:p>
-        </w:tc>
-        <w:tc>
-          <w:tcPr>
-            <w:tcW w:type="dxa" w:w="1020"/>
-          </w:tcPr>
-          <w:p>
-            <w:pPr>
-              <w:spacing w:after="0"/>
-              <w:jc w:val="center"/>
-            </w:pPr>
-            <w:r/>
-            <w:r>
-              <w:rPr>
-                <w:sz w:val="18"/>
-              </w:rPr>
-              <w:t>−2.3</w:t>
-            </w:r>
-          </w:p>
-        </w:tc>
-        <w:tc>
-          <w:tcPr>
-            <w:tcW w:type="dxa" w:w="1020"/>
-          </w:tcPr>
-          <w:p>
-            <w:pPr>
-              <w:spacing w:after="0"/>
-              <w:jc w:val="center"/>
-            </w:pPr>
-            <w:r/>
-            <w:r>
-              <w:rPr>
-                <w:sz w:val="18"/>
-              </w:rPr>
-              <w:t>−5.8</w:t>
-            </w:r>
-          </w:p>
-        </w:tc>
-        <w:tc>
-          <w:tcPr>
-            <w:tcW w:type="dxa" w:w="1020"/>
-          </w:tcPr>
-          <w:p>
-            <w:pPr>
-              <w:spacing w:after="0"/>
-              <w:jc w:val="center"/>
-            </w:pPr>
-            <w:r/>
-            <w:r>
-              <w:rPr>
-                <w:sz w:val="18"/>
-              </w:rPr>
-              <w:t>−5.8</w:t>
-            </w:r>
-          </w:p>
-        </w:tc>
-        <w:tc>
-          <w:tcPr>
-            <w:tcW w:type="dxa" w:w="1020"/>
-          </w:tcPr>
-          <w:p>
-            <w:pPr>
-              <w:spacing w:after="0"/>
-              <w:jc w:val="center"/>
-            </w:pPr>
-            <w:r/>
-            <w:r>
-              <w:rPr>
-                <w:sz w:val="18"/>
-              </w:rPr>
-              <w:t>−23.1</w:t>
+              <w:t>−23.0</w:t>
             </w:r>
           </w:p>
         </w:tc>
@@ -956,11 +848,7 @@
               <w:spacing w:after="0"/>
               <w:jc w:val="center"/>
             </w:pPr>
-            <w:r/>
             <w:r>
-              <w:rPr>
-                <w:sz w:val="18"/>
-              </w:rPr>
               <w:t>−5.4</w:t>
             </w:r>
           </w:p>
@@ -974,11 +862,7 @@
               <w:spacing w:after="0"/>
               <w:jc w:val="center"/>
             </w:pPr>
-            <w:r/>
             <w:r>
-              <w:rPr>
-                <w:sz w:val="18"/>
-              </w:rPr>
               <w:t>−2.6</w:t>
             </w:r>
           </w:p>
@@ -992,11 +876,7 @@
               <w:spacing w:after="0"/>
               <w:jc w:val="center"/>
             </w:pPr>
-            <w:r/>
             <w:r>
-              <w:rPr>
-                <w:sz w:val="18"/>
-              </w:rPr>
               <w:t>−2.7</w:t>
             </w:r>
           </w:p>
@@ -1010,11 +890,7 @@
               <w:spacing w:after="0"/>
               <w:jc w:val="center"/>
             </w:pPr>
-            <w:r/>
             <w:r>
-              <w:rPr>
-                <w:sz w:val="18"/>
-              </w:rPr>
               <w:t>−5.4</w:t>
             </w:r>
           </w:p>
@@ -1028,11 +904,7 @@
               <w:spacing w:after="0"/>
               <w:jc w:val="center"/>
             </w:pPr>
-            <w:r/>
             <w:r>
-              <w:rPr>
-                <w:sz w:val="18"/>
-              </w:rPr>
               <w:t>−5.4</w:t>
             </w:r>
           </w:p>
@@ -1046,11 +918,7 @@
               <w:spacing w:after="0"/>
               <w:jc w:val="center"/>
             </w:pPr>
-            <w:r/>
             <w:r>
-              <w:rPr>
-                <w:sz w:val="18"/>
-              </w:rPr>
               <w:t>−20.7</w:t>
             </w:r>
           </w:p>
@@ -1083,12 +951,8 @@
               <w:spacing w:after="0"/>
               <w:jc w:val="center"/>
             </w:pPr>
-            <w:r/>
             <w:r>
-              <w:rPr>
-                <w:sz w:val="18"/>
-              </w:rPr>
-              <w:t>−11.6</w:t>
+              <w:t>−7.2</w:t>
             </w:r>
           </w:p>
         </w:tc>
@@ -1101,12 +965,8 @@
               <w:spacing w:after="0"/>
               <w:jc w:val="center"/>
             </w:pPr>
-            <w:r/>
             <w:r>
-              <w:rPr>
-                <w:sz w:val="18"/>
-              </w:rPr>
-              <w:t>−4.7</w:t>
+              <w:t>−2.9</w:t>
             </w:r>
           </w:p>
         </w:tc>
@@ -1119,12 +979,8 @@
               <w:spacing w:after="0"/>
               <w:jc w:val="center"/>
             </w:pPr>
-            <w:r/>
             <w:r>
-              <w:rPr>
-                <w:sz w:val="18"/>
-              </w:rPr>
-              <w:t>−4.8</w:t>
+              <w:t>−3.0</w:t>
             </w:r>
           </w:p>
         </w:tc>
@@ -1137,12 +993,8 @@
               <w:spacing w:after="0"/>
               <w:jc w:val="center"/>
             </w:pPr>
-            <w:r/>
             <w:r>
-              <w:rPr>
-                <w:sz w:val="18"/>
-              </w:rPr>
-              <w:t>−11.6</w:t>
+              <w:t>−7.2</w:t>
             </w:r>
           </w:p>
         </w:tc>
@@ -1155,11 +1007,7 @@
               <w:spacing w:after="0"/>
               <w:jc w:val="center"/>
             </w:pPr>
-            <w:r/>
             <w:r>
-              <w:rPr>
-                <w:sz w:val="18"/>
-              </w:rPr>
               <w:t>−5.8</w:t>
             </w:r>
           </w:p>
@@ -1173,12 +1021,8 @@
               <w:spacing w:after="0"/>
               <w:jc w:val="center"/>
             </w:pPr>
-            <w:r/>
             <w:r>
-              <w:rPr>
-                <w:sz w:val="18"/>
-              </w:rPr>
-              <w:t>−27.8</w:t>
+              <w:t>−24.3</w:t>
             </w:r>
           </w:p>
         </w:tc>
@@ -1210,12 +1054,8 @@
               <w:spacing w:after="0"/>
               <w:jc w:val="center"/>
             </w:pPr>
-            <w:r/>
             <w:r>
-              <w:rPr>
-                <w:sz w:val="18"/>
-              </w:rPr>
-              <w:t>1,501</w:t>
+              <w:t>1,440</w:t>
             </w:r>
           </w:p>
         </w:tc>
@@ -1228,12 +1068,8 @@
               <w:spacing w:after="0"/>
               <w:jc w:val="center"/>
             </w:pPr>
-            <w:r/>
             <w:r>
-              <w:rPr>
-                <w:sz w:val="18"/>
-              </w:rPr>
-              <w:t>1,456</w:t>
+              <w:t>1,431</w:t>
             </w:r>
           </w:p>
         </w:tc>
@@ -1246,12 +1082,8 @@
               <w:spacing w:after="0"/>
               <w:jc w:val="center"/>
             </w:pPr>
-            <w:r/>
             <w:r>
-              <w:rPr>
-                <w:sz w:val="18"/>
-              </w:rPr>
-              <w:t>1,517</w:t>
+              <w:t>1,492</w:t>
             </w:r>
           </w:p>
         </w:tc>
@@ -1264,12 +1096,8 @@
               <w:spacing w:after="0"/>
               <w:jc w:val="center"/>
             </w:pPr>
-            <w:r/>
             <w:r>
-              <w:rPr>
-                <w:sz w:val="18"/>
-              </w:rPr>
-              <w:t>552</w:t>
+              <w:t>509</w:t>
             </w:r>
           </w:p>
         </w:tc>
@@ -1296,12 +1124,8 @@
               <w:spacing w:after="0"/>
               <w:jc w:val="center"/>
             </w:pPr>
-            <w:r/>
             <w:r>
-              <w:rPr>
-                <w:sz w:val="18"/>
-              </w:rPr>
-              <w:t>646</w:t>
+              <w:t>607</w:t>
             </w:r>
           </w:p>
         </w:tc>
@@ -1630,12 +1454,8 @@
               <w:spacing w:after="0"/>
               <w:jc w:val="center"/>
             </w:pPr>
-            <w:r/>
             <w:r>
-              <w:rPr>
-                <w:sz w:val="18"/>
-              </w:rPr>
-              <w:t>−37.4</w:t>
+              <w:t>−34.7</w:t>
             </w:r>
           </w:p>
         </w:tc>
@@ -1648,12 +1468,8 @@
               <w:spacing w:after="0"/>
               <w:jc w:val="center"/>
             </w:pPr>
-            <w:r/>
             <w:r>
-              <w:rPr>
-                <w:sz w:val="18"/>
-              </w:rPr>
-              <w:t>−33.1</w:t>
+              <w:t>−31.9</w:t>
             </w:r>
           </w:p>
         </w:tc>
@@ -1666,12 +1482,8 @@
               <w:spacing w:after="0"/>
               <w:jc w:val="center"/>
             </w:pPr>
-            <w:r/>
             <w:r>
-              <w:rPr>
-                <w:sz w:val="18"/>
-              </w:rPr>
-              <w:t>−34.8</w:t>
+              <w:t>−33.7</w:t>
             </w:r>
           </w:p>
         </w:tc>
@@ -1684,12 +1496,8 @@
               <w:spacing w:after="0"/>
               <w:jc w:val="center"/>
             </w:pPr>
-            <w:r/>
             <w:r>
-              <w:rPr>
-                <w:sz w:val="18"/>
-              </w:rPr>
-              <w:t>−22.8</w:t>
+              <w:t>−20.0</w:t>
             </w:r>
           </w:p>
         </w:tc>
@@ -1716,12 +1524,8 @@
               <w:spacing w:after="0"/>
               <w:jc w:val="center"/>
             </w:pPr>
-            <w:r/>
             <w:r>
-              <w:rPr>
-                <w:sz w:val="18"/>
-              </w:rPr>
-              <w:t>−33.0</w:t>
+              <w:t>−30.8</w:t>
             </w:r>
           </w:p>
         </w:tc>
@@ -1880,11 +1684,7 @@
               <w:spacing w:after="0"/>
               <w:jc w:val="center"/>
             </w:pPr>
-            <w:r/>
             <w:r>
-              <w:rPr>
-                <w:sz w:val="18"/>
-              </w:rPr>
               <w:t>6.9</w:t>
             </w:r>
           </w:p>
@@ -1898,11 +1698,7 @@
               <w:spacing w:after="0"/>
               <w:jc w:val="center"/>
             </w:pPr>
-            <w:r/>
             <w:r>
-              <w:rPr>
-                <w:sz w:val="18"/>
-              </w:rPr>
               <w:t>6.3</w:t>
             </w:r>
           </w:p>
@@ -1916,11 +1712,7 @@
               <w:spacing w:after="0"/>
               <w:jc w:val="center"/>
             </w:pPr>
-            <w:r/>
             <w:r>
-              <w:rPr>
-                <w:sz w:val="18"/>
-              </w:rPr>
               <w:t>6.2</w:t>
             </w:r>
           </w:p>
@@ -1934,12 +1726,8 @@
               <w:spacing w:after="0"/>
               <w:jc w:val="center"/>
             </w:pPr>
-            <w:r/>
             <w:r>
-              <w:rPr>
-                <w:sz w:val="18"/>
-              </w:rPr>
-              <w:t>1.5</w:t>
+              <w:t>1.6</w:t>
             </w:r>
           </w:p>
         </w:tc>
@@ -1966,11 +1754,7 @@
               <w:spacing w:after="0"/>
               <w:jc w:val="center"/>
             </w:pPr>
-            <w:r/>
             <w:r>
-              <w:rPr>
-                <w:sz w:val="18"/>
-              </w:rPr>
               <w:t>0.4</w:t>
             </w:r>
           </w:p>
@@ -2130,12 +1914,8 @@
               <w:spacing w:after="0"/>
               <w:jc w:val="center"/>
             </w:pPr>
-            <w:r/>
             <w:r>
-              <w:rPr>
-                <w:sz w:val="18"/>
-              </w:rPr>
-              <w:t>1,501</w:t>
+              <w:t>1,440</w:t>
             </w:r>
           </w:p>
         </w:tc>
@@ -2148,12 +1928,8 @@
               <w:spacing w:after="0"/>
               <w:jc w:val="center"/>
             </w:pPr>
-            <w:r/>
             <w:r>
-              <w:rPr>
-                <w:sz w:val="18"/>
-              </w:rPr>
-              <w:t>1,456</w:t>
+              <w:t>1,431</w:t>
             </w:r>
           </w:p>
         </w:tc>
@@ -2166,12 +1942,8 @@
               <w:spacing w:after="0"/>
               <w:jc w:val="center"/>
             </w:pPr>
-            <w:r/>
             <w:r>
-              <w:rPr>
-                <w:sz w:val="18"/>
-              </w:rPr>
-              <w:t>1,517</w:t>
+              <w:t>1,492</w:t>
             </w:r>
           </w:p>
         </w:tc>
@@ -2184,12 +1956,8 @@
               <w:spacing w:after="0"/>
               <w:jc w:val="center"/>
             </w:pPr>
-            <w:r/>
             <w:r>
-              <w:rPr>
-                <w:sz w:val="18"/>
-              </w:rPr>
-              <w:t>552</w:t>
+              <w:t>509</w:t>
             </w:r>
           </w:p>
         </w:tc>
@@ -2216,12 +1984,8 @@
               <w:spacing w:after="0"/>
               <w:jc w:val="center"/>
             </w:pPr>
-            <w:r/>
             <w:r>
-              <w:rPr>
-                <w:sz w:val="18"/>
-              </w:rPr>
-              <w:t>646</w:t>
+              <w:t>607</w:t>
             </w:r>
           </w:p>
         </w:tc>
@@ -2380,11 +2144,7 @@
               <w:spacing w:after="0"/>
               <w:jc w:val="center"/>
             </w:pPr>
-            <w:r/>
             <w:r>
-              <w:rPr>
-                <w:sz w:val="18"/>
-              </w:rPr>
               <w:t>−5.4</w:t>
             </w:r>
           </w:p>
@@ -2398,11 +2158,7 @@
               <w:spacing w:after="0"/>
               <w:jc w:val="center"/>
             </w:pPr>
-            <w:r/>
             <w:r>
-              <w:rPr>
-                <w:sz w:val="18"/>
-              </w:rPr>
               <w:t>−2.6</w:t>
             </w:r>
           </w:p>
@@ -2416,11 +2172,7 @@
               <w:spacing w:after="0"/>
               <w:jc w:val="center"/>
             </w:pPr>
-            <w:r/>
             <w:r>
-              <w:rPr>
-                <w:sz w:val="18"/>
-              </w:rPr>
               <w:t>−2.7</w:t>
             </w:r>
           </w:p>
@@ -2434,11 +2186,7 @@
               <w:spacing w:after="0"/>
               <w:jc w:val="center"/>
             </w:pPr>
-            <w:r/>
             <w:r>
-              <w:rPr>
-                <w:sz w:val="18"/>
-              </w:rPr>
               <w:t>−5.4</w:t>
             </w:r>
           </w:p>
@@ -2452,11 +2200,7 @@
               <w:spacing w:after="0"/>
               <w:jc w:val="center"/>
             </w:pPr>
-            <w:r/>
             <w:r>
-              <w:rPr>
-                <w:sz w:val="18"/>
-              </w:rPr>
               <w:t>−5.4</w:t>
             </w:r>
           </w:p>
@@ -2470,11 +2214,7 @@
               <w:spacing w:after="0"/>
               <w:jc w:val="center"/>
             </w:pPr>
-            <w:r/>
             <w:r>
-              <w:rPr>
-                <w:sz w:val="18"/>
-              </w:rPr>
               <w:t>−20.7</w:t>
             </w:r>
           </w:p>
@@ -2677,11 +2417,7 @@
               <w:spacing w:after="0"/>
               <w:jc w:val="center"/>
             </w:pPr>
-            <w:r/>
             <w:r>
-              <w:rPr>
-                <w:sz w:val="18"/>
-              </w:rPr>
               <w:t>−38.9</w:t>
             </w:r>
           </w:p>
@@ -2695,11 +2431,7 @@
               <w:spacing w:after="0"/>
               <w:jc w:val="center"/>
             </w:pPr>
-            <w:r/>
             <w:r>
-              <w:rPr>
-                <w:sz w:val="18"/>
-              </w:rPr>
               <w:t>−38.9</w:t>
             </w:r>
           </w:p>
@@ -2713,11 +2445,7 @@
               <w:spacing w:after="0"/>
               <w:jc w:val="center"/>
             </w:pPr>
-            <w:r/>
             <w:r>
-              <w:rPr>
-                <w:sz w:val="18"/>
-              </w:rPr>
               <w:t>−41.0</w:t>
             </w:r>
           </w:p>
@@ -2731,11 +2459,7 @@
               <w:spacing w:after="0"/>
               <w:jc w:val="center"/>
             </w:pPr>
-            <w:r/>
             <w:r>
-              <w:rPr>
-                <w:sz w:val="18"/>
-              </w:rPr>
               <w:t>−21.5</w:t>
             </w:r>
           </w:p>
@@ -2749,11 +2473,7 @@
               <w:spacing w:after="0"/>
               <w:jc w:val="center"/>
             </w:pPr>
-            <w:r/>
             <w:r>
-              <w:rPr>
-                <w:sz w:val="18"/>
-              </w:rPr>
               <w:t>−21.5</w:t>
             </w:r>
           </w:p>
@@ -2767,11 +2487,7 @@
               <w:spacing w:after="0"/>
               <w:jc w:val="center"/>
             </w:pPr>
-            <w:r/>
             <w:r>
-              <w:rPr>
-                <w:sz w:val="18"/>
-              </w:rPr>
               <w:t>−21.5</w:t>
             </w:r>
           </w:p>
@@ -2804,11 +2520,7 @@
               <w:spacing w:after="0"/>
               <w:jc w:val="center"/>
             </w:pPr>
-            <w:r/>
             <w:r>
-              <w:rPr>
-                <w:sz w:val="18"/>
-              </w:rPr>
               <w:t>+8.8</w:t>
             </w:r>
           </w:p>
@@ -2822,11 +2534,7 @@
               <w:spacing w:after="0"/>
               <w:jc w:val="center"/>
             </w:pPr>
-            <w:r/>
             <w:r>
-              <w:rPr>
-                <w:sz w:val="18"/>
-              </w:rPr>
               <w:t>+8.8</w:t>
             </w:r>
           </w:p>
@@ -2840,11 +2548,7 @@
               <w:spacing w:after="0"/>
               <w:jc w:val="center"/>
             </w:pPr>
-            <w:r/>
             <w:r>
-              <w:rPr>
-                <w:sz w:val="18"/>
-              </w:rPr>
               <w:t>+9.2</w:t>
             </w:r>
           </w:p>
@@ -2858,11 +2562,7 @@
               <w:spacing w:after="0"/>
               <w:jc w:val="center"/>
             </w:pPr>
-            <w:r/>
             <w:r>
-              <w:rPr>
-                <w:sz w:val="18"/>
-              </w:rPr>
               <w:t>+6.1</w:t>
             </w:r>
           </w:p>
@@ -2876,11 +2576,7 @@
               <w:spacing w:after="0"/>
               <w:jc w:val="center"/>
             </w:pPr>
-            <w:r/>
             <w:r>
-              <w:rPr>
-                <w:sz w:val="18"/>
-              </w:rPr>
               <w:t>+6.1</w:t>
             </w:r>
           </w:p>
@@ -2894,11 +2590,7 @@
               <w:spacing w:after="0"/>
               <w:jc w:val="center"/>
             </w:pPr>
-            <w:r/>
             <w:r>
-              <w:rPr>
-                <w:sz w:val="18"/>
-              </w:rPr>
               <w:t>+6.1</w:t>
             </w:r>
           </w:p>
@@ -2931,12 +2623,8 @@
               <w:spacing w:after="0"/>
               <w:jc w:val="center"/>
             </w:pPr>
-            <w:r/>
             <w:r>
-              <w:rPr>
-                <w:sz w:val="18"/>
-              </w:rPr>
-              <w:t>−7.3</w:t>
+              <w:t>−4.6</w:t>
             </w:r>
           </w:p>
         </w:tc>
@@ -2949,12 +2637,8 @@
               <w:spacing w:after="0"/>
               <w:jc w:val="center"/>
             </w:pPr>
-            <w:r/>
             <w:r>
-              <w:rPr>
-                <w:sz w:val="18"/>
-              </w:rPr>
-              <w:t>−3.0</w:t>
+              <w:t>−1.8</w:t>
             </w:r>
           </w:p>
         </w:tc>
@@ -2967,12 +2651,8 @@
               <w:spacing w:after="0"/>
               <w:jc w:val="center"/>
             </w:pPr>
-            <w:r/>
             <w:r>
-              <w:rPr>
-                <w:sz w:val="18"/>
-              </w:rPr>
-              <w:t>−3.0</w:t>
+              <w:t>−1.9</w:t>
             </w:r>
           </w:p>
         </w:tc>
@@ -2985,12 +2665,8 @@
               <w:spacing w:after="0"/>
               <w:jc w:val="center"/>
             </w:pPr>
-            <w:r/>
             <w:r>
-              <w:rPr>
-                <w:sz w:val="18"/>
-              </w:rPr>
-              <w:t>−7.3</w:t>
+              <w:t>−4.6</w:t>
             </w:r>
           </w:p>
         </w:tc>
@@ -3003,11 +2679,7 @@
               <w:spacing w:after="0"/>
               <w:jc w:val="center"/>
             </w:pPr>
-            <w:r/>
             <w:r>
-              <w:rPr>
-                <w:sz w:val="18"/>
-              </w:rPr>
               <w:t>−3.7</w:t>
             </w:r>
           </w:p>
@@ -3021,12 +2693,8 @@
               <w:spacing w:after="0"/>
               <w:jc w:val="center"/>
             </w:pPr>
-            <w:r/>
             <w:r>
-              <w:rPr>
-                <w:sz w:val="18"/>
-              </w:rPr>
-              <w:t>−17.6</w:t>
+              <w:t>−15.4</w:t>
             </w:r>
           </w:p>
         </w:tc>
@@ -3157,12 +2825,8 @@
               <w:spacing w:after="0"/>
               <w:jc w:val="center"/>
             </w:pPr>
-            <w:r/>
             <w:r>
-              <w:rPr>
-                <w:sz w:val="18"/>
-              </w:rPr>
-              <w:t>−37.4</w:t>
+              <w:t>−34.7</w:t>
             </w:r>
           </w:p>
         </w:tc>
@@ -3175,12 +2839,8 @@
               <w:spacing w:after="0"/>
               <w:jc w:val="center"/>
             </w:pPr>
-            <w:r/>
             <w:r>
-              <w:rPr>
-                <w:sz w:val="18"/>
-              </w:rPr>
-              <w:t>−33.1</w:t>
+              <w:t>−31.9</w:t>
             </w:r>
           </w:p>
         </w:tc>
@@ -3193,12 +2853,8 @@
               <w:spacing w:after="0"/>
               <w:jc w:val="center"/>
             </w:pPr>
-            <w:r/>
             <w:r>
-              <w:rPr>
-                <w:sz w:val="18"/>
-              </w:rPr>
-              <w:t>−34.8</w:t>
+              <w:t>−33.7</w:t>
             </w:r>
           </w:p>
         </w:tc>
@@ -3211,12 +2867,8 @@
               <w:spacing w:after="0"/>
               <w:jc w:val="center"/>
             </w:pPr>
-            <w:r/>
             <w:r>
-              <w:rPr>
-                <w:sz w:val="18"/>
-              </w:rPr>
-              <w:t>−22.8</w:t>
+              <w:t>−20.0</w:t>
             </w:r>
           </w:p>
         </w:tc>
@@ -3243,12 +2895,8 @@
               <w:spacing w:after="0"/>
               <w:jc w:val="center"/>
             </w:pPr>
-            <w:r/>
             <w:r>
-              <w:rPr>
-                <w:sz w:val="18"/>
-              </w:rPr>
-              <w:t>−33.0</w:t>
+              <w:t>−30.8</w:t>
             </w:r>
           </w:p>
         </w:tc>

--- a/egypt-final/2_Results_Table.docx
+++ b/egypt-final/2_Results_Table.docx
@@ -746,7 +746,7 @@
               <w:jc w:val="center"/>
             </w:pPr>
             <w:r>
-              <w:t>−5.7</w:t>
+              <w:t>−5.8</w:t>
             </w:r>
           </w:p>
         </w:tc>
@@ -774,21 +774,7 @@
               <w:jc w:val="center"/>
             </w:pPr>
             <w:r>
-              <w:t>−2.2</w:t>
-            </w:r>
-          </w:p>
-        </w:tc>
-        <w:tc>
-          <w:tcPr>
-            <w:tcW w:type="dxa" w:w="1020"/>
-          </w:tcPr>
-          <w:p>
-            <w:pPr>
-              <w:spacing w:after="0"/>
-              <w:jc w:val="center"/>
-            </w:pPr>
-            <w:r>
-              <w:t>−5.7</w:t>
+              <w:t>−2.3</w:t>
             </w:r>
           </w:p>
         </w:tc>
@@ -816,7 +802,21 @@
               <w:jc w:val="center"/>
             </w:pPr>
             <w:r>
-              <w:t>−23.0</w:t>
+              <w:t>−5.8</w:t>
+            </w:r>
+          </w:p>
+        </w:tc>
+        <w:tc>
+          <w:tcPr>
+            <w:tcW w:type="dxa" w:w="1020"/>
+          </w:tcPr>
+          <w:p>
+            <w:pPr>
+              <w:spacing w:after="0"/>
+              <w:jc w:val="center"/>
+            </w:pPr>
+            <w:r>
+              <w:t>−23.1</w:t>
             </w:r>
           </w:p>
         </w:tc>
@@ -1125,7 +1125,7 @@
               <w:jc w:val="center"/>
             </w:pPr>
             <w:r>
-              <w:t>607</w:t>
+              <w:t>606</w:t>
             </w:r>
           </w:p>
         </w:tc>
@@ -1985,7 +1985,7 @@
               <w:jc w:val="center"/>
             </w:pPr>
             <w:r>
-              <w:t>607</w:t>
+              <w:t>606</w:t>
             </w:r>
           </w:p>
         </w:tc>
@@ -2694,7 +2694,7 @@
               <w:jc w:val="center"/>
             </w:pPr>
             <w:r>
-              <w:t>−15.4</w:t>
+              <w:t>−15.3</w:t>
             </w:r>
           </w:p>
         </w:tc>
